--- a/01_Course_Core/TAS2O_Course_Outline.docx
+++ b/01_Course_Core/TAS2O_Course_Outline.docx
@@ -1192,7 +1192,7 @@
     </w:p>
     <w:p>
       <w:r>
-        <w:t>In this school version, artificial intelligence is integrated as a responsible learning assistant for brainstorming, research support, design iteration, coding/debugging support, data analysis, documentation, and presentation. Students remain responsible for verifying AI-generated content, documenting AI use, demonstrating their own understanding, and producing original evidence of learning.</w:t>
+        <w:t>In this school version, artificial intelligence is integrated as a responsible learning assistant for brainstorming, research support, design iteration, coding/debugging support, data analysis, documentation, and presentation. Students remain responsible for verifying content, documenting AI use, demonstrating their own understanding, and producing original evidence of learning.</w:t>
       </w:r>
     </w:p>
     <w:p>
@@ -6890,7 +6890,7 @@
           </w:tcPr>
           <w:p>
             <w:r>
-              <w:t>OpenAI ChatGPT</w:t>
+              <w:t/>
             </w:r>
           </w:p>
         </w:tc>
@@ -6958,7 +6958,7 @@
           </w:tcPr>
           <w:p>
             <w:r>
-              <w:t>OpenAI ChatGPT</w:t>
+              <w:t/>
             </w:r>
           </w:p>
         </w:tc>

--- a/01_Course_Core/TAS2O_Course_Outline.docx
+++ b/01_Course_Core/TAS2O_Course_Outline.docx
@@ -1192,7 +1192,7 @@
     </w:p>
     <w:p>
       <w:r>
-        <w:t>In this school version, artificial intelligence is integrated as a responsible learning assistant for brainstorming, research support, design iteration, coding/debugging support, data analysis, documentation, and presentation. Students remain responsible for verifying content, documenting AI use, demonstrating their own understanding, and producing original evidence of learning.</w:t>
+        <w:t>In this school version, artificial intelligence is integrated as a responsible learning assistant for brainstorming, research support, design iteration, coding/debugging support, data analysis, documentation, and presentation. Students remain responsible for verifying content, documenting use of approved AI tools, demonstrating their own understanding, and producing original evidence of learning.</w:t>
       </w:r>
     </w:p>
     <w:p>
@@ -1229,7 +1229,7 @@
         <w:pStyle w:val="ListBullet"/>
       </w:pPr>
       <w:r>
-        <w:t>Strengthen responsible AI literacy, source verification, and academic integrity through documented AI use logs.</w:t>
+        <w:t>Strengthen responsible AI literacy, source verification, and academic integrity through documented use of approved AI tools logs.</w:t>
       </w:r>
     </w:p>
     <w:p>
@@ -2102,7 +2102,7 @@
                 <w:b w:val="0"/>
                 <w:sz w:val="18"/>
               </w:rPr>
-              <w:t>Safety Passport, safety quiz, design process mini-challenge, AI use agreement</w:t>
+              <w:t>Safety Passport, safety quiz, design process mini-challenge, use of approved AI tools agreement</w:t>
             </w:r>
           </w:p>
         </w:tc>
@@ -2749,7 +2749,7 @@
         <w:pStyle w:val="ListBullet"/>
       </w:pPr>
       <w:r>
-        <w:t>Major task: AI-Assisted Safety Passport. Students generate a draft safety checklist with AI, verify it against teacher-approved sources and demonstrations, and submit a human-corrected version.</w:t>
+        <w:t>Major task: AI-Assisted Safety Passport. Students generate a draft safety checklist with AI, verify it against teacher-approved references and demonstrations, and submit a human-corrected version.</w:t>
       </w:r>
     </w:p>
     <w:p>
@@ -3821,7 +3821,7 @@
                 <w:b w:val="0"/>
                 <w:sz w:val="18"/>
               </w:rPr>
-              <w:t>Design journals, process photos, AI use logs, reflections, revision evidence</w:t>
+              <w:t>Design journals, process photos, use of approved AI tools logs, reflections, revision evidence</w:t>
             </w:r>
           </w:p>
         </w:tc>
@@ -5189,7 +5189,7 @@
         <w:pStyle w:val="ListBullet"/>
       </w:pPr>
       <w:r>
-        <w:t>AI use logs and academic integrity records where applicable</w:t>
+        <w:t>use of approved AI tools logs and academic integrity records where applicable</w:t>
       </w:r>
     </w:p>
     <w:p>
